--- a/materiais/HIDRO_Oficina_Instrumentos.docx
+++ b/materiais/HIDRO_Oficina_Instrumentos.docx
@@ -7784,7 +7784,7 @@
                 <w:sz w:val="19"/>
                 <w:szCs w:val="19"/>
               </w:rPr>
-              <w:t xml:space="preserve">A1. A definição e a diferenciação de alagamento, enxurrada, enchente (inundação) e deslizamento estão corretas.</w:t>
+              <w:t xml:space="preserve">A1. A definição e a diferenciação de alagamento, enxurrada, enchente, inundação e deslizamento estão corretas (note que enchente e inundação não são sinônimos).</w:t>
             </w:r>
           </w:p>
         </w:tc>

--- a/materiais/HIDRO_Oficina_Instrumentos.docx
+++ b/materiais/HIDRO_Oficina_Instrumentos.docx
@@ -15650,6 +15650,16 @@
           <w:szCs w:val="20"/>
         </w:rPr>
         <w:t xml:space="preserve">BRASIL. Conselho Nacional de Saúde. Resolução nº 510, de 7 de abril de 2016.</w:t>
+      </w:r>
+    </w:p>
+    <w:p>
+      <w:r>
+        <w:rPr>
+          <w:rFonts w:ascii="Calibri" w:hAnsi="Calibri"/>
+          <w:color w:val="4A5A73"/>
+          <w:sz w:val="18"/>
+        </w:rPr>
+        <w:t>Material do projeto HIDRO: Redução de Riscos. Programa de computador registrado no INPI sob o processo nº BR 51 2026 009207-8, titularidade da UFGD.</w:t>
       </w:r>
     </w:p>
     <w:sectPr>
